--- a/klagomål/A 25339-2026 FSC-klagomål.docx
+++ b/klagomål/A 25339-2026 FSC-klagomål.docx
@@ -776,7 +776,7 @@
     <w:r>
       <w:tab/>
       <w:tab/>
-      <w:t>2026-06-04</w:t>
+      <w:t>2026-06-05</w:t>
       <w:br/>
       <w:br/>
     </w:r>

--- a/klagomål/A 25339-2026 FSC-klagomål.docx
+++ b/klagomål/A 25339-2026 FSC-klagomål.docx
@@ -776,7 +776,7 @@
     <w:r>
       <w:tab/>
       <w:tab/>
-      <w:t>2026-06-05</w:t>
+      <w:t>2026-06-06</w:t>
       <w:br/>
       <w:br/>
     </w:r>

--- a/klagomål/A 25339-2026 FSC-klagomål.docx
+++ b/klagomål/A 25339-2026 FSC-klagomål.docx
@@ -776,7 +776,7 @@
     <w:r>
       <w:tab/>
       <w:tab/>
-      <w:t>2026-06-06</w:t>
+      <w:t>2026-06-07</w:t>
       <w:br/>
       <w:br/>
     </w:r>

--- a/klagomål/A 25339-2026 FSC-klagomål.docx
+++ b/klagomål/A 25339-2026 FSC-klagomål.docx
@@ -776,7 +776,7 @@
     <w:r>
       <w:tab/>
       <w:tab/>
-      <w:t>2026-06-07</w:t>
+      <w:t>2026-06-08</w:t>
       <w:br/>
       <w:br/>
     </w:r>

--- a/klagomål/A 25339-2026 FSC-klagomål.docx
+++ b/klagomål/A 25339-2026 FSC-klagomål.docx
@@ -776,7 +776,7 @@
     <w:r>
       <w:tab/>
       <w:tab/>
-      <w:t>2026-06-08</w:t>
+      <w:t>2026-06-09</w:t>
       <w:br/>
       <w:br/>
     </w:r>

--- a/klagomål/A 25339-2026 FSC-klagomål.docx
+++ b/klagomål/A 25339-2026 FSC-klagomål.docx
@@ -168,7 +168,7 @@
     </w:p>
     <w:p>
       <w:r>
-        <w:t>Detta dokument behandlar höga naturvärden i avverkningsanmälan A 25339-2026 i Härnösands kommun. Denna avverkningsanmälan inkom 2026-06-03 13:46:10 och omfattar 0,3 ha.</w:t>
+        <w:t>Detta dokument behandlar höga naturvärden i avverkningsanmälan A 25339-2026 i Härnösands kommun. Denna avverkningsanmälan inkom 2026-06-03 00:00:00 och omfattar 0,3 ha.</w:t>
       </w:r>
     </w:p>
     <w:p>
@@ -776,7 +776,7 @@
     <w:r>
       <w:tab/>
       <w:tab/>
-      <w:t>2026-06-09</w:t>
+      <w:t>2026-06-10</w:t>
       <w:br/>
       <w:br/>
     </w:r>

--- a/klagomål/A 25339-2026 FSC-klagomål.docx
+++ b/klagomål/A 25339-2026 FSC-klagomål.docx
@@ -776,7 +776,7 @@
     <w:r>
       <w:tab/>
       <w:tab/>
-      <w:t>2026-06-10</w:t>
+      <w:t>2026-06-11</w:t>
       <w:br/>
       <w:br/>
     </w:r>

--- a/klagomål/A 25339-2026 FSC-klagomål.docx
+++ b/klagomål/A 25339-2026 FSC-klagomål.docx
@@ -776,7 +776,7 @@
     <w:r>
       <w:tab/>
       <w:tab/>
-      <w:t>2026-06-11</w:t>
+      <w:t>2026-06-12</w:t>
       <w:br/>
       <w:br/>
     </w:r>

--- a/klagomål/A 25339-2026 FSC-klagomål.docx
+++ b/klagomål/A 25339-2026 FSC-klagomål.docx
@@ -776,7 +776,7 @@
     <w:r>
       <w:tab/>
       <w:tab/>
-      <w:t>2026-06-12</w:t>
+      <w:t>2026-06-13</w:t>
       <w:br/>
       <w:br/>
     </w:r>

--- a/klagomål/A 25339-2026 FSC-klagomål.docx
+++ b/klagomål/A 25339-2026 FSC-klagomål.docx
@@ -776,7 +776,7 @@
     <w:r>
       <w:tab/>
       <w:tab/>
-      <w:t>2026-06-13</w:t>
+      <w:t>2026-06-14</w:t>
       <w:br/>
       <w:br/>
     </w:r>

--- a/klagomål/A 25339-2026 FSC-klagomål.docx
+++ b/klagomål/A 25339-2026 FSC-klagomål.docx
@@ -777,7 +777,7 @@
     <w:r>
       <w:tab/>
       <w:tab/>
-      <w:t>2026-07-13</w:t>
+      <w:t>2026-07-14</w:t>
       <w:br/>
       <w:br/>
     </w:r>

--- a/klagomål/A 25339-2026 FSC-klagomål.docx
+++ b/klagomål/A 25339-2026 FSC-klagomål.docx
@@ -777,7 +777,7 @@
     <w:r>
       <w:tab/>
       <w:tab/>
-      <w:t>2026-07-14</w:t>
+      <w:t>2026-07-15</w:t>
       <w:br/>
       <w:br/>
     </w:r>

--- a/klagomål/A 25339-2026 FSC-klagomål.docx
+++ b/klagomål/A 25339-2026 FSC-klagomål.docx
@@ -777,7 +777,7 @@
     <w:r>
       <w:tab/>
       <w:tab/>
-      <w:t>2026-07-15</w:t>
+      <w:t>2026-07-16</w:t>
       <w:br/>
       <w:br/>
     </w:r>

--- a/klagomål/A 25339-2026 FSC-klagomål.docx
+++ b/klagomål/A 25339-2026 FSC-klagomål.docx
@@ -777,7 +777,7 @@
     <w:r>
       <w:tab/>
       <w:tab/>
-      <w:t>2026-07-16</w:t>
+      <w:t>2026-07-17</w:t>
       <w:br/>
       <w:br/>
     </w:r>

--- a/klagomål/A 25339-2026 FSC-klagomål.docx
+++ b/klagomål/A 25339-2026 FSC-klagomål.docx
@@ -777,7 +777,7 @@
     <w:r>
       <w:tab/>
       <w:tab/>
-      <w:t>2026-07-17</w:t>
+      <w:t>2026-07-18</w:t>
       <w:br/>
       <w:br/>
     </w:r>

--- a/klagomål/A 25339-2026 FSC-klagomål.docx
+++ b/klagomål/A 25339-2026 FSC-klagomål.docx
@@ -777,7 +777,7 @@
     <w:r>
       <w:tab/>
       <w:tab/>
-      <w:t>2026-07-18</w:t>
+      <w:t>2026-07-19</w:t>
       <w:br/>
       <w:br/>
     </w:r>

--- a/klagomål/A 25339-2026 FSC-klagomål.docx
+++ b/klagomål/A 25339-2026 FSC-klagomål.docx
@@ -777,7 +777,7 @@
     <w:r>
       <w:tab/>
       <w:tab/>
-      <w:t>2026-07-19</w:t>
+      <w:t>2026-07-20</w:t>
       <w:br/>
       <w:br/>
     </w:r>

--- a/klagomål/A 25339-2026 FSC-klagomål.docx
+++ b/klagomål/A 25339-2026 FSC-klagomål.docx
@@ -777,7 +777,7 @@
     <w:r>
       <w:tab/>
       <w:tab/>
-      <w:t>2026-07-20</w:t>
+      <w:t>2026-07-21</w:t>
       <w:br/>
       <w:br/>
     </w:r>

--- a/klagomål/A 25339-2026 FSC-klagomål.docx
+++ b/klagomål/A 25339-2026 FSC-klagomål.docx
@@ -777,7 +777,7 @@
     <w:r>
       <w:tab/>
       <w:tab/>
-      <w:t>2026-07-21</w:t>
+      <w:t>2026-07-22</w:t>
       <w:br/>
       <w:br/>
     </w:r>

--- a/klagomål/A 25339-2026 FSC-klagomål.docx
+++ b/klagomål/A 25339-2026 FSC-klagomål.docx
@@ -777,7 +777,7 @@
     <w:r>
       <w:tab/>
       <w:tab/>
-      <w:t>2026-07-22</w:t>
+      <w:t>2026-07-23</w:t>
       <w:br/>
       <w:br/>
     </w:r>

--- a/klagomål/A 25339-2026 FSC-klagomål.docx
+++ b/klagomål/A 25339-2026 FSC-klagomål.docx
@@ -777,7 +777,7 @@
     <w:r>
       <w:tab/>
       <w:tab/>
-      <w:t>2026-07-23</w:t>
+      <w:t>2026-07-24</w:t>
       <w:br/>
       <w:br/>
     </w:r>

--- a/klagomål/A 25339-2026 FSC-klagomål.docx
+++ b/klagomål/A 25339-2026 FSC-klagomål.docx
@@ -777,7 +777,7 @@
     <w:r>
       <w:tab/>
       <w:tab/>
-      <w:t>2026-07-24</w:t>
+      <w:t>2026-07-25</w:t>
       <w:br/>
       <w:br/>
     </w:r>

--- a/klagomål/A 25339-2026 FSC-klagomål.docx
+++ b/klagomål/A 25339-2026 FSC-klagomål.docx
@@ -777,7 +777,7 @@
     <w:r>
       <w:tab/>
       <w:tab/>
-      <w:t>2026-07-25</w:t>
+      <w:t>2026-07-26</w:t>
       <w:br/>
       <w:br/>
     </w:r>

--- a/klagomål/A 25339-2026 FSC-klagomål.docx
+++ b/klagomål/A 25339-2026 FSC-klagomål.docx
@@ -777,7 +777,7 @@
     <w:r>
       <w:tab/>
       <w:tab/>
-      <w:t>2026-07-26</w:t>
+      <w:t>2026-07-27</w:t>
       <w:br/>
       <w:br/>
     </w:r>

--- a/klagomål/A 25339-2026 FSC-klagomål.docx
+++ b/klagomål/A 25339-2026 FSC-klagomål.docx
@@ -777,7 +777,7 @@
     <w:r>
       <w:tab/>
       <w:tab/>
-      <w:t>2026-07-27</w:t>
+      <w:t>2026-07-28</w:t>
       <w:br/>
       <w:br/>
     </w:r>

--- a/klagomål/A 25339-2026 FSC-klagomål.docx
+++ b/klagomål/A 25339-2026 FSC-klagomål.docx
@@ -777,7 +777,7 @@
     <w:r>
       <w:tab/>
       <w:tab/>
-      <w:t>2026-07-28</w:t>
+      <w:t>2026-07-29</w:t>
       <w:br/>
       <w:br/>
     </w:r>

--- a/klagomål/A 25339-2026 FSC-klagomål.docx
+++ b/klagomål/A 25339-2026 FSC-klagomål.docx
@@ -777,7 +777,7 @@
     <w:r>
       <w:tab/>
       <w:tab/>
-      <w:t>2026-07-29</w:t>
+      <w:t>2026-07-30</w:t>
       <w:br/>
       <w:br/>
     </w:r>

--- a/klagomål/A 25339-2026 FSC-klagomål.docx
+++ b/klagomål/A 25339-2026 FSC-klagomål.docx
@@ -777,7 +777,7 @@
     <w:r>
       <w:tab/>
       <w:tab/>
-      <w:t>2026-07-30</w:t>
+      <w:t>2026-07-31</w:t>
       <w:br/>
       <w:br/>
     </w:r>

--- a/klagomål/A 25339-2026 FSC-klagomål.docx
+++ b/klagomål/A 25339-2026 FSC-klagomål.docx
@@ -777,7 +777,7 @@
     <w:r>
       <w:tab/>
       <w:tab/>
-      <w:t>2026-07-31</w:t>
+      <w:t>2026-08-01</w:t>
       <w:br/>
       <w:br/>
     </w:r>

--- a/klagomål/A 25339-2026 FSC-klagomål.docx
+++ b/klagomål/A 25339-2026 FSC-klagomål.docx
@@ -777,7 +777,7 @@
     <w:r>
       <w:tab/>
       <w:tab/>
-      <w:t>2026-08-01</w:t>
+      <w:t>2026-08-02</w:t>
       <w:br/>
       <w:br/>
     </w:r>

--- a/klagomål/A 25339-2026 FSC-klagomål.docx
+++ b/klagomål/A 25339-2026 FSC-klagomål.docx
@@ -777,7 +777,7 @@
     <w:r>
       <w:tab/>
       <w:tab/>
-      <w:t>2026-08-02</w:t>
+      <w:t>2026-08-03</w:t>
       <w:br/>
       <w:br/>
     </w:r>

--- a/klagomål/A 25339-2026 FSC-klagomål.docx
+++ b/klagomål/A 25339-2026 FSC-klagomål.docx
@@ -777,7 +777,7 @@
     <w:r>
       <w:tab/>
       <w:tab/>
-      <w:t>2026-08-03</w:t>
+      <w:t>2026-08-05</w:t>
       <w:br/>
       <w:br/>
     </w:r>

--- a/klagomål/A 25339-2026 FSC-klagomål.docx
+++ b/klagomål/A 25339-2026 FSC-klagomål.docx
@@ -777,7 +777,7 @@
     <w:r>
       <w:tab/>
       <w:tab/>
-      <w:t>2026-08-05</w:t>
+      <w:t>2026-08-07</w:t>
       <w:br/>
       <w:br/>
     </w:r>

--- a/klagomål/A 25339-2026 FSC-klagomål.docx
+++ b/klagomål/A 25339-2026 FSC-klagomål.docx
@@ -777,7 +777,7 @@
     <w:r>
       <w:tab/>
       <w:tab/>
-      <w:t>2026-08-07</w:t>
+      <w:t>2026-08-08</w:t>
       <w:br/>
       <w:br/>
     </w:r>

--- a/klagomål/A 25339-2026 FSC-klagomål.docx
+++ b/klagomål/A 25339-2026 FSC-klagomål.docx
@@ -216,7 +216,7 @@
         <w:spacing w:after="240"/>
       </w:pPr>
       <w:r>
-        <w:t>Figur 1. Fyndplatser för naturvårdsarter i och inom 20 meter från avverkningsanmälan. Markörer utan svart kant är placerade på fyndplatsen. Markörer med svart kant är placerade vid sidan av fyndplatsen har ett svart streck som visar fyndplatsens exakta position. Kartans mittpunktskoordinat är N 6969325, E 630919 i SWEREF 99 TM.</w:t>
+        <w:t>Figur 1. Fyndplatser för naturvårdsarter i och inom 20 meter från avverkningsanmälan. Markörer utan svart kant är placerade på fyndplatsen. Markörer med svart kant är placerade vid sidan av fyndplatsen och har ett svart streck som visar fyndplatsens exakta position. Kartans mittpunktskoordinat är N 6969325, E 630919 i SWEREF 99 TM.</w:t>
       </w:r>
     </w:p>
     <w:p>
@@ -777,7 +777,7 @@
     <w:r>
       <w:tab/>
       <w:tab/>
-      <w:t>2026-08-14</w:t>
+      <w:t>2026-08-15</w:t>
       <w:br/>
       <w:br/>
     </w:r>

--- a/klagomål/A 25339-2026 FSC-klagomål.docx
+++ b/klagomål/A 25339-2026 FSC-klagomål.docx
@@ -777,7 +777,7 @@
     <w:r>
       <w:tab/>
       <w:tab/>
-      <w:t>2026-08-15</w:t>
+      <w:t>2026-08-16</w:t>
       <w:br/>
       <w:br/>
     </w:r>

--- a/klagomål/A 25339-2026 FSC-klagomål.docx
+++ b/klagomål/A 25339-2026 FSC-klagomål.docx
@@ -777,7 +777,7 @@
     <w:r>
       <w:tab/>
       <w:tab/>
-      <w:t>2026-08-16</w:t>
+      <w:t>2026-08-17</w:t>
       <w:br/>
       <w:br/>
     </w:r>

--- a/klagomål/A 25339-2026 FSC-klagomål.docx
+++ b/klagomål/A 25339-2026 FSC-klagomål.docx
@@ -777,7 +777,7 @@
     <w:r>
       <w:tab/>
       <w:tab/>
-      <w:t>2026-08-17</w:t>
+      <w:t>2026-08-18</w:t>
       <w:br/>
       <w:br/>
     </w:r>

--- a/klagomål/A 25339-2026 FSC-klagomål.docx
+++ b/klagomål/A 25339-2026 FSC-klagomål.docx
@@ -777,7 +777,7 @@
     <w:r>
       <w:tab/>
       <w:tab/>
-      <w:t>2026-08-18</w:t>
+      <w:t>2026-08-19</w:t>
       <w:br/>
       <w:br/>
     </w:r>

--- a/klagomål/A 25339-2026 FSC-klagomål.docx
+++ b/klagomål/A 25339-2026 FSC-klagomål.docx
@@ -777,7 +777,7 @@
     <w:r>
       <w:tab/>
       <w:tab/>
-      <w:t>2026-08-19</w:t>
+      <w:t>2026-08-20</w:t>
       <w:br/>
       <w:br/>
     </w:r>

--- a/klagomål/A 25339-2026 FSC-klagomål.docx
+++ b/klagomål/A 25339-2026 FSC-klagomål.docx
@@ -777,7 +777,7 @@
     <w:r>
       <w:tab/>
       <w:tab/>
-      <w:t>2026-08-20</w:t>
+      <w:t>2026-08-21</w:t>
       <w:br/>
       <w:br/>
     </w:r>

--- a/klagomål/A 25339-2026 FSC-klagomål.docx
+++ b/klagomål/A 25339-2026 FSC-klagomål.docx
@@ -777,7 +777,7 @@
     <w:r>
       <w:tab/>
       <w:tab/>
-      <w:t>2026-08-21</w:t>
+      <w:t>2026-08-22</w:t>
       <w:br/>
       <w:br/>
     </w:r>

--- a/klagomål/A 25339-2026 FSC-klagomål.docx
+++ b/klagomål/A 25339-2026 FSC-klagomål.docx
@@ -777,7 +777,7 @@
     <w:r>
       <w:tab/>
       <w:tab/>
-      <w:t>2026-08-22</w:t>
+      <w:t>2026-08-23</w:t>
       <w:br/>
       <w:br/>
     </w:r>

--- a/klagomål/A 25339-2026 FSC-klagomål.docx
+++ b/klagomål/A 25339-2026 FSC-klagomål.docx
@@ -777,7 +777,7 @@
     <w:r>
       <w:tab/>
       <w:tab/>
-      <w:t>2026-08-23</w:t>
+      <w:t>2026-08-24</w:t>
       <w:br/>
       <w:br/>
     </w:r>

--- a/klagomål/A 25339-2026 FSC-klagomål.docx
+++ b/klagomål/A 25339-2026 FSC-klagomål.docx
@@ -777,7 +777,7 @@
     <w:r>
       <w:tab/>
       <w:tab/>
-      <w:t>2026-08-24</w:t>
+      <w:t>2026-08-25</w:t>
       <w:br/>
       <w:br/>
     </w:r>

--- a/klagomål/A 25339-2026 FSC-klagomål.docx
+++ b/klagomål/A 25339-2026 FSC-klagomål.docx
@@ -777,7 +777,7 @@
     <w:r>
       <w:tab/>
       <w:tab/>
-      <w:t>2026-08-25</w:t>
+      <w:t>2026-08-26</w:t>
       <w:br/>
       <w:br/>
     </w:r>

--- a/klagomål/A 25339-2026 FSC-klagomål.docx
+++ b/klagomål/A 25339-2026 FSC-klagomål.docx
@@ -777,7 +777,7 @@
     <w:r>
       <w:tab/>
       <w:tab/>
-      <w:t>2026-08-26</w:t>
+      <w:t>2026-08-27</w:t>
       <w:br/>
       <w:br/>
     </w:r>

--- a/klagomål/A 25339-2026 FSC-klagomål.docx
+++ b/klagomål/A 25339-2026 FSC-klagomål.docx
@@ -777,7 +777,7 @@
     <w:r>
       <w:tab/>
       <w:tab/>
-      <w:t>2026-08-27</w:t>
+      <w:t>2026-08-28</w:t>
       <w:br/>
       <w:br/>
     </w:r>

--- a/klagomål/A 25339-2026 FSC-klagomål.docx
+++ b/klagomål/A 25339-2026 FSC-klagomål.docx
@@ -777,7 +777,7 @@
     <w:r>
       <w:tab/>
       <w:tab/>
-      <w:t>2026-08-28</w:t>
+      <w:t>2026-08-29</w:t>
       <w:br/>
       <w:br/>
     </w:r>

--- a/klagomål/A 25339-2026 FSC-klagomål.docx
+++ b/klagomål/A 25339-2026 FSC-klagomål.docx
@@ -777,7 +777,7 @@
     <w:r>
       <w:tab/>
       <w:tab/>
-      <w:t>2026-08-29</w:t>
+      <w:t>2026-08-31</w:t>
       <w:br/>
       <w:br/>
     </w:r>

--- a/klagomål/A 25339-2026 FSC-klagomål.docx
+++ b/klagomål/A 25339-2026 FSC-klagomål.docx
@@ -777,7 +777,7 @@
     <w:r>
       <w:tab/>
       <w:tab/>
-      <w:t>2026-08-31</w:t>
+      <w:t>2026-09-01</w:t>
       <w:br/>
       <w:br/>
     </w:r>

--- a/klagomål/A 25339-2026 FSC-klagomål.docx
+++ b/klagomål/A 25339-2026 FSC-klagomål.docx
@@ -777,7 +777,7 @@
     <w:r>
       <w:tab/>
       <w:tab/>
-      <w:t>2026-09-01</w:t>
+      <w:t>2026-09-02</w:t>
       <w:br/>
       <w:br/>
     </w:r>

--- a/klagomål/A 25339-2026 FSC-klagomål.docx
+++ b/klagomål/A 25339-2026 FSC-klagomål.docx
@@ -777,7 +777,7 @@
     <w:r>
       <w:tab/>
       <w:tab/>
-      <w:t>2026-09-02</w:t>
+      <w:t>2026-09-03</w:t>
       <w:br/>
       <w:br/>
     </w:r>

--- a/klagomål/A 25339-2026 FSC-klagomål.docx
+++ b/klagomål/A 25339-2026 FSC-klagomål.docx
@@ -777,7 +777,7 @@
     <w:r>
       <w:tab/>
       <w:tab/>
-      <w:t>2026-09-03</w:t>
+      <w:t>2026-09-04</w:t>
       <w:br/>
       <w:br/>
     </w:r>

--- a/klagomål/A 25339-2026 FSC-klagomål.docx
+++ b/klagomål/A 25339-2026 FSC-klagomål.docx
@@ -777,7 +777,7 @@
     <w:r>
       <w:tab/>
       <w:tab/>
-      <w:t>2026-09-04</w:t>
+      <w:t>2026-09-05</w:t>
       <w:br/>
       <w:br/>
     </w:r>

--- a/klagomål/A 25339-2026 FSC-klagomål.docx
+++ b/klagomål/A 25339-2026 FSC-klagomål.docx
@@ -777,7 +777,7 @@
     <w:r>
       <w:tab/>
       <w:tab/>
-      <w:t>2026-09-05</w:t>
+      <w:t>2026-09-06</w:t>
       <w:br/>
       <w:br/>
     </w:r>

--- a/klagomål/A 25339-2026 FSC-klagomål.docx
+++ b/klagomål/A 25339-2026 FSC-klagomål.docx
@@ -777,7 +777,7 @@
     <w:r>
       <w:tab/>
       <w:tab/>
-      <w:t>2026-09-06</w:t>
+      <w:t>2026-09-07</w:t>
       <w:br/>
       <w:br/>
     </w:r>

--- a/klagomål/A 25339-2026 FSC-klagomål.docx
+++ b/klagomål/A 25339-2026 FSC-klagomål.docx
@@ -777,7 +777,7 @@
     <w:r>
       <w:tab/>
       <w:tab/>
-      <w:t>2026-09-07</w:t>
+      <w:t>2026-09-08</w:t>
       <w:br/>
       <w:br/>
     </w:r>

--- a/klagomål/A 25339-2026 FSC-klagomål.docx
+++ b/klagomål/A 25339-2026 FSC-klagomål.docx
@@ -777,7 +777,7 @@
     <w:r>
       <w:tab/>
       <w:tab/>
-      <w:t>2026-09-08</w:t>
+      <w:t>2026-09-09</w:t>
       <w:br/>
       <w:br/>
     </w:r>

--- a/klagomål/A 25339-2026 FSC-klagomål.docx
+++ b/klagomål/A 25339-2026 FSC-klagomål.docx
@@ -777,7 +777,7 @@
     <w:r>
       <w:tab/>
       <w:tab/>
-      <w:t>2026-09-09</w:t>
+      <w:t>2026-09-10</w:t>
       <w:br/>
       <w:br/>
     </w:r>

--- a/klagomål/A 25339-2026 FSC-klagomål.docx
+++ b/klagomål/A 25339-2026 FSC-klagomål.docx
@@ -777,7 +777,7 @@
     <w:r>
       <w:tab/>
       <w:tab/>
-      <w:t>2026-09-10</w:t>
+      <w:t>2026-09-11</w:t>
       <w:br/>
       <w:br/>
     </w:r>

--- a/klagomål/A 25339-2026 FSC-klagomål.docx
+++ b/klagomål/A 25339-2026 FSC-klagomål.docx
@@ -777,7 +777,7 @@
     <w:r>
       <w:tab/>
       <w:tab/>
-      <w:t>2026-09-11</w:t>
+      <w:t>2026-09-12</w:t>
       <w:br/>
       <w:br/>
     </w:r>
